--- a/docs/user-guides/windows/02-PrepareOrchidAppForFirstUse.docx
+++ b/docs/user-guides/windows/02-PrepareOrchidAppForFirstUse.docx
@@ -9,7 +9,7 @@
       <w:r>
         <w:rPr>
           <w:b/>
-          <w:color w:val="1F4E79"/>
+          <w:color w:val="000000"/>
           <w:sz w:val="36"/>
         </w:rPr>
         <w:t>OrchidApp</w:t>
@@ -22,7 +22,7 @@
       <w:r>
         <w:rPr>
           <w:b/>
-          <w:color w:val="1F4E79"/>
+          <w:color w:val="000000"/>
           <w:sz w:val="48"/>
         </w:rPr>
         <w:t>Prepare OrchidApp for First Use</w:t>
@@ -34,6 +34,9 @@
         <w:jc w:val="center"/>
       </w:pPr>
       <w:r>
+        <w:rPr>
+          <w:color w:val="000000"/>
+        </w:rPr>
         <w:t>First-run setup checklist for Windows</w:t>
       </w:r>
     </w:p>
@@ -44,6 +47,7 @@
       <w:r>
         <w:rPr>
           <w:b/>
+          <w:color w:val="000000"/>
         </w:rPr>
         <w:t>Applies to: Windows 11</w:t>
       </w:r>
@@ -54,7 +58,7 @@
       </w:pPr>
       <w:r>
         <w:rPr>
-          <w:color w:val="595959"/>
+          <w:color w:val="000000"/>
         </w:rPr>
         <w:t>User guide</w:t>
       </w:r>
@@ -75,6 +79,10 @@
         <w:pStyle w:val="Heading2"/>
       </w:pPr>
       <w:r>
+        <w:rPr>
+          <w:color w:val="000000"/>
+          <w:u w:val="none"/>
+        </w:rPr>
         <w:t>Before you start</w:t>
       </w:r>
     </w:p>
@@ -93,6 +101,10 @@
         <w:pStyle w:val="Heading2"/>
       </w:pPr>
       <w:r>
+        <w:rPr>
+          <w:color w:val="000000"/>
+          <w:u w:val="none"/>
+        </w:rPr>
         <w:t>Quick checklist</w:t>
       </w:r>
     </w:p>
@@ -125,7 +137,7 @@
         <w:pStyle w:val="ListBullet"/>
       </w:pPr>
       <w:r>
-        <w:t>Add at least one species / hybrid under that genus.</w:t>
+        <w:t>Add a species / hybrid, or the genus’s default unidentified entry under that genus.</w:t>
       </w:r>
     </w:p>
     <w:p>
@@ -149,6 +161,10 @@
         <w:pStyle w:val="Heading1"/>
       </w:pPr>
       <w:r>
+        <w:rPr>
+          <w:color w:val="000000"/>
+          <w:u w:val="none"/>
+        </w:rPr>
         <w:t>Step-by-step setup</w:t>
       </w:r>
     </w:p>
@@ -157,6 +173,10 @@
         <w:pStyle w:val="Heading1"/>
       </w:pPr>
       <w:r>
+        <w:rPr>
+          <w:color w:val="000000"/>
+          <w:u w:val="none"/>
+        </w:rPr>
         <w:t>1. Start OrchidApp</w:t>
       </w:r>
     </w:p>
@@ -239,6 +259,10 @@
         <w:pStyle w:val="Heading2"/>
       </w:pPr>
       <w:r>
+        <w:rPr>
+          <w:color w:val="000000"/>
+          <w:u w:val="none"/>
+        </w:rPr>
         <w:t>First-use performance note</w:t>
       </w:r>
     </w:p>
@@ -257,6 +281,10 @@
         <w:pStyle w:val="Heading1"/>
       </w:pPr>
       <w:r>
+        <w:rPr>
+          <w:color w:val="000000"/>
+          <w:u w:val="none"/>
+        </w:rPr>
         <w:t>2. Open Setup</w:t>
       </w:r>
     </w:p>
@@ -329,6 +357,10 @@
         <w:pStyle w:val="Heading1"/>
       </w:pPr>
       <w:r>
+        <w:rPr>
+          <w:color w:val="000000"/>
+          <w:u w:val="none"/>
+        </w:rPr>
         <w:t>3. Choose what to set up first</w:t>
       </w:r>
     </w:p>
@@ -434,6 +466,10 @@
         <w:pStyle w:val="Heading1"/>
       </w:pPr>
       <w:r>
+        <w:rPr>
+          <w:color w:val="000000"/>
+          <w:u w:val="none"/>
+        </w:rPr>
         <w:t>4. Add a plant group</w:t>
       </w:r>
     </w:p>
@@ -545,14 +581,26 @@
         <w:pStyle w:val="Heading1"/>
       </w:pPr>
       <w:r>
+        <w:rPr>
+          <w:color w:val="000000"/>
+          <w:u w:val="none"/>
+        </w:rPr>
         <w:t xml:space="preserve">5. Enter </w:t>
       </w:r>
       <w:proofErr w:type="gramStart"/>
       <w:r>
+        <w:rPr>
+          <w:color w:val="000000"/>
+          <w:u w:val="none"/>
+        </w:rPr>
         <w:t>the genus</w:t>
       </w:r>
       <w:proofErr w:type="gramEnd"/>
       <w:r>
+        <w:rPr>
+          <w:color w:val="000000"/>
+          <w:u w:val="none"/>
+        </w:rPr>
         <w:t xml:space="preserve"> details</w:t>
       </w:r>
     </w:p>
@@ -638,31 +686,28 @@
         <w:pStyle w:val="Heading1"/>
       </w:pPr>
       <w:r>
+        <w:rPr>
+          <w:color w:val="000000"/>
+          <w:u w:val="none"/>
+        </w:rPr>
         <w:t>6. Check the genus has been added</w:t>
       </w:r>
     </w:p>
     <w:p>
       <w:r>
-        <w:t xml:space="preserve">After saving, the </w:t>
+        <w:t>After saving, the genus Details page opens. Select Back to return to the list.</w:t>
       </w:r>
       <w:proofErr w:type="gramStart"/>
-      <w:r>
-        <w:t>genus</w:t>
-      </w:r>
+      <w:r/>
       <w:proofErr w:type="gramEnd"/>
-      <w:r>
-        <w:t xml:space="preserve"> is confirmed and select </w:t>
-      </w:r>
+      <w:r/>
       <w:r>
         <w:rPr>
           <w:b/>
           <w:bCs/>
         </w:rPr>
-        <w:t>Back</w:t>
       </w:r>
-      <w:r>
-        <w:t xml:space="preserve"> to return to the list.</w:t>
-      </w:r>
+      <w:r/>
     </w:p>
     <w:p>
       <w:pPr>
@@ -770,6 +815,10 @@
         <w:pStyle w:val="Heading1"/>
       </w:pPr>
       <w:r>
+        <w:rPr>
+          <w:color w:val="000000"/>
+          <w:u w:val="none"/>
+        </w:rPr>
         <w:t>7. Open Species / Hybrids</w:t>
       </w:r>
     </w:p>
@@ -789,19 +838,13 @@
     </w:p>
     <w:p>
       <w:r>
-        <w:t>Species and registered hybrids define the full botanical names used for plants.</w:t>
+        <w:t>Species and registered hybrids define the full botanical names used for plants. Note that a default Species / Hybrid has been created for your Genus. Use this for plants whose genus is known but whose species or hybrid is not yet identified.</w:t>
       </w:r>
-      <w:r>
-        <w:t xml:space="preserve"> Note that a default Species / Hybrid has been created for your Genus. This is for all plants are of the </w:t>
-      </w:r>
+      <w:r/>
       <w:proofErr w:type="gramStart"/>
-      <w:r>
-        <w:t>genus</w:t>
-      </w:r>
+      <w:r/>
       <w:proofErr w:type="gramEnd"/>
-      <w:r>
-        <w:t xml:space="preserve"> but you do not have identified as a species or hybrid.</w:t>
-      </w:r>
+      <w:r/>
     </w:p>
     <w:p>
       <w:r>
@@ -867,6 +910,10 @@
         <w:pStyle w:val="Heading1"/>
       </w:pPr>
       <w:r>
+        <w:rPr>
+          <w:color w:val="000000"/>
+          <w:u w:val="none"/>
+        </w:rPr>
         <w:t>8. Add a species or hybrid</w:t>
       </w:r>
     </w:p>
@@ -949,6 +996,10 @@
         <w:pStyle w:val="Heading1"/>
       </w:pPr>
       <w:r>
+        <w:rPr>
+          <w:color w:val="000000"/>
+          <w:u w:val="none"/>
+        </w:rPr>
         <w:t>9. Save the species / hybrid</w:t>
       </w:r>
     </w:p>
@@ -1030,6 +1081,10 @@
         <w:pStyle w:val="Heading1"/>
       </w:pPr>
       <w:r>
+        <w:rPr>
+          <w:color w:val="000000"/>
+          <w:u w:val="none"/>
+        </w:rPr>
         <w:t>10. Confirm the species / hybrid</w:t>
       </w:r>
     </w:p>
@@ -1094,6 +1149,10 @@
         <w:pStyle w:val="Heading1"/>
       </w:pPr>
       <w:r>
+        <w:rPr>
+          <w:color w:val="000000"/>
+          <w:u w:val="none"/>
+        </w:rPr>
         <w:t>What to do next</w:t>
       </w:r>
     </w:p>
@@ -1128,6 +1187,10 @@
         <w:pStyle w:val="Heading1"/>
       </w:pPr>
       <w:r>
+        <w:rPr>
+          <w:color w:val="000000"/>
+          <w:u w:val="none"/>
+        </w:rPr>
         <w:t>Keep the setup simple</w:t>
       </w:r>
     </w:p>
@@ -1146,16 +1209,18 @@
         <w:pStyle w:val="Heading1"/>
       </w:pPr>
       <w:r>
+        <w:rPr>
+          <w:color w:val="000000"/>
+          <w:u w:val="none"/>
+        </w:rPr>
         <w:t>Optional reference: editing later</w:t>
       </w:r>
     </w:p>
     <w:p>
       <w:r>
-        <w:t>The first-run checklist deliberately avoids every edit screen.</w:t>
+        <w:t>The first-run checklist deliberately avoids every edit screen. Supported edit workflows allow corrections; structural operations have separate restrictions.</w:t>
       </w:r>
-      <w:r>
-        <w:t xml:space="preserve"> Everything can be edited for correction.</w:t>
-      </w:r>
+      <w:r/>
     </w:p>
     <w:p>
       <w:r>
@@ -1213,6 +1278,10 @@
         <w:pStyle w:val="Heading1"/>
       </w:pPr>
       <w:r>
+        <w:rPr>
+          <w:color w:val="000000"/>
+          <w:u w:val="none"/>
+        </w:rPr>
         <w:t>Setup complete</w:t>
       </w:r>
     </w:p>
@@ -1234,7 +1303,7 @@
         <w:pStyle w:val="ListBullet"/>
       </w:pPr>
       <w:r>
-        <w:t>at least one species / hybrid</w:t>
+        <w:t>a species / hybrid, or the genus’s default unidentified entry</w:t>
       </w:r>
     </w:p>
     <w:p>
@@ -2049,7 +2118,7 @@
       <w:rFonts w:asciiTheme="majorHAnsi" w:eastAsiaTheme="majorEastAsia" w:hAnsiTheme="majorHAnsi" w:cstheme="majorBidi"/>
       <w:b/>
       <w:bCs/>
-      <w:color w:val="1F4E79"/>
+      <w:color w:val="000000"/>
       <w:sz w:val="32"/>
       <w:szCs w:val="28"/>
     </w:rPr>
@@ -2073,7 +2142,7 @@
       <w:rFonts w:asciiTheme="majorHAnsi" w:eastAsiaTheme="majorEastAsia" w:hAnsiTheme="majorHAnsi" w:cstheme="majorBidi"/>
       <w:b/>
       <w:bCs/>
-      <w:color w:val="1F4E79"/>
+      <w:color w:val="000000"/>
       <w:sz w:val="26"/>
       <w:szCs w:val="26"/>
     </w:rPr>
@@ -2097,7 +2166,7 @@
       <w:rFonts w:asciiTheme="majorHAnsi" w:eastAsiaTheme="majorEastAsia" w:hAnsiTheme="majorHAnsi" w:cstheme="majorBidi"/>
       <w:b/>
       <w:bCs/>
-      <w:color w:val="1F4E79"/>
+      <w:color w:val="000000"/>
       <w:sz w:val="23"/>
     </w:rPr>
   </w:style>
@@ -2123,7 +2192,7 @@
       <w:bCs/>
       <w:i/>
       <w:iCs/>
-      <w:color w:val="4F81BD" w:themeColor="accent1"/>
+      <w:color w:val="000000"/>
     </w:rPr>
   </w:style>
   <w:style w:type="paragraph" w:styleId="Heading5">
@@ -2144,7 +2213,7 @@
     </w:pPr>
     <w:rPr>
       <w:rFonts w:asciiTheme="majorHAnsi" w:eastAsiaTheme="majorEastAsia" w:hAnsiTheme="majorHAnsi" w:cstheme="majorBidi"/>
-      <w:color w:val="243F60" w:themeColor="accent1" w:themeShade="7F"/>
+      <w:color w:val="000000"/>
     </w:rPr>
   </w:style>
   <w:style w:type="paragraph" w:styleId="Heading6">
@@ -2167,7 +2236,7 @@
       <w:rFonts w:asciiTheme="majorHAnsi" w:eastAsiaTheme="majorEastAsia" w:hAnsiTheme="majorHAnsi" w:cstheme="majorBidi"/>
       <w:i/>
       <w:iCs/>
-      <w:color w:val="243F60" w:themeColor="accent1" w:themeShade="7F"/>
+      <w:color w:val="000000"/>
     </w:rPr>
   </w:style>
   <w:style w:type="paragraph" w:styleId="Heading7">
@@ -2190,7 +2259,7 @@
       <w:rFonts w:asciiTheme="majorHAnsi" w:eastAsiaTheme="majorEastAsia" w:hAnsiTheme="majorHAnsi" w:cstheme="majorBidi"/>
       <w:i/>
       <w:iCs/>
-      <w:color w:val="404040" w:themeColor="text1" w:themeTint="BF"/>
+      <w:color w:val="000000"/>
     </w:rPr>
   </w:style>
   <w:style w:type="paragraph" w:styleId="Heading8">
@@ -2211,7 +2280,7 @@
     </w:pPr>
     <w:rPr>
       <w:rFonts w:asciiTheme="majorHAnsi" w:eastAsiaTheme="majorEastAsia" w:hAnsiTheme="majorHAnsi" w:cstheme="majorBidi"/>
-      <w:color w:val="4F81BD" w:themeColor="accent1"/>
+      <w:color w:val="000000"/>
       <w:sz w:val="20"/>
       <w:szCs w:val="20"/>
     </w:rPr>
@@ -2236,7 +2305,7 @@
       <w:rFonts w:asciiTheme="majorHAnsi" w:eastAsiaTheme="majorEastAsia" w:hAnsiTheme="majorHAnsi" w:cstheme="majorBidi"/>
       <w:i/>
       <w:iCs/>
-      <w:color w:val="404040" w:themeColor="text1" w:themeTint="BF"/>
+      <w:color w:val="000000"/>
       <w:sz w:val="20"/>
       <w:szCs w:val="20"/>
     </w:rPr>
@@ -2331,7 +2400,7 @@
       <w:rFonts w:asciiTheme="majorHAnsi" w:eastAsiaTheme="majorEastAsia" w:hAnsiTheme="majorHAnsi" w:cstheme="majorBidi"/>
       <w:b/>
       <w:bCs/>
-      <w:color w:val="365F91" w:themeColor="accent1" w:themeShade="BF"/>
+      <w:color w:val="000000"/>
       <w:sz w:val="28"/>
       <w:szCs w:val="28"/>
     </w:rPr>
@@ -2346,7 +2415,7 @@
       <w:rFonts w:asciiTheme="majorHAnsi" w:eastAsiaTheme="majorEastAsia" w:hAnsiTheme="majorHAnsi" w:cstheme="majorBidi"/>
       <w:b/>
       <w:bCs/>
-      <w:color w:val="4F81BD" w:themeColor="accent1"/>
+      <w:color w:val="000000"/>
       <w:sz w:val="26"/>
       <w:szCs w:val="26"/>
     </w:rPr>
@@ -2361,7 +2430,7 @@
       <w:rFonts w:asciiTheme="majorHAnsi" w:eastAsiaTheme="majorEastAsia" w:hAnsiTheme="majorHAnsi" w:cstheme="majorBidi"/>
       <w:b/>
       <w:bCs/>
-      <w:color w:val="4F81BD" w:themeColor="accent1"/>
+      <w:color w:val="000000"/>
     </w:rPr>
   </w:style>
   <w:style w:type="paragraph" w:styleId="Title">
@@ -2373,15 +2442,12 @@
     <w:qFormat/>
     <w:rsid w:val="00FC693F"/>
     <w:pPr>
-      <w:pBdr>
-        <w:bottom w:val="single" w:sz="8" w:space="4" w:color="4F81BD" w:themeColor="accent1"/>
-      </w:pBdr>
       <w:spacing w:after="300" w:line="240" w:lineRule="auto"/>
       <w:contextualSpacing/>
     </w:pPr>
     <w:rPr>
       <w:rFonts w:asciiTheme="majorHAnsi" w:eastAsiaTheme="majorEastAsia" w:hAnsiTheme="majorHAnsi" w:cstheme="majorBidi"/>
-      <w:color w:val="17365D" w:themeColor="text2" w:themeShade="BF"/>
+      <w:color w:val="000000"/>
       <w:spacing w:val="5"/>
       <w:kern w:val="28"/>
       <w:sz w:val="52"/>
@@ -2420,7 +2486,7 @@
       <w:rFonts w:asciiTheme="majorHAnsi" w:eastAsiaTheme="majorEastAsia" w:hAnsiTheme="majorHAnsi" w:cstheme="majorBidi"/>
       <w:i/>
       <w:iCs/>
-      <w:color w:val="4F81BD" w:themeColor="accent1"/>
+      <w:color w:val="000000"/>
       <w:spacing w:val="15"/>
       <w:sz w:val="24"/>
       <w:szCs w:val="24"/>
@@ -2727,7 +2793,7 @@
       <w:bCs/>
       <w:i/>
       <w:iCs/>
-      <w:color w:val="4F81BD" w:themeColor="accent1"/>
+      <w:color w:val="000000"/>
     </w:rPr>
   </w:style>
   <w:style w:type="character" w:customStyle="1" w:styleId="Heading5Char">
@@ -2739,7 +2805,7 @@
     <w:rsid w:val="00FC693F"/>
     <w:rPr>
       <w:rFonts w:asciiTheme="majorHAnsi" w:eastAsiaTheme="majorEastAsia" w:hAnsiTheme="majorHAnsi" w:cstheme="majorBidi"/>
-      <w:color w:val="243F60" w:themeColor="accent1" w:themeShade="7F"/>
+      <w:color w:val="000000"/>
     </w:rPr>
   </w:style>
   <w:style w:type="character" w:customStyle="1" w:styleId="Heading6Char">
@@ -2753,7 +2819,7 @@
       <w:rFonts w:asciiTheme="majorHAnsi" w:eastAsiaTheme="majorEastAsia" w:hAnsiTheme="majorHAnsi" w:cstheme="majorBidi"/>
       <w:i/>
       <w:iCs/>
-      <w:color w:val="243F60" w:themeColor="accent1" w:themeShade="7F"/>
+      <w:color w:val="000000"/>
     </w:rPr>
   </w:style>
   <w:style w:type="character" w:customStyle="1" w:styleId="Heading7Char">
@@ -2767,7 +2833,7 @@
       <w:rFonts w:asciiTheme="majorHAnsi" w:eastAsiaTheme="majorEastAsia" w:hAnsiTheme="majorHAnsi" w:cstheme="majorBidi"/>
       <w:i/>
       <w:iCs/>
-      <w:color w:val="404040" w:themeColor="text1" w:themeTint="BF"/>
+      <w:color w:val="000000"/>
     </w:rPr>
   </w:style>
   <w:style w:type="character" w:customStyle="1" w:styleId="Heading8Char">
@@ -2779,7 +2845,7 @@
     <w:rsid w:val="00FC693F"/>
     <w:rPr>
       <w:rFonts w:asciiTheme="majorHAnsi" w:eastAsiaTheme="majorEastAsia" w:hAnsiTheme="majorHAnsi" w:cstheme="majorBidi"/>
-      <w:color w:val="4F81BD" w:themeColor="accent1"/>
+      <w:color w:val="000000"/>
       <w:sz w:val="20"/>
       <w:szCs w:val="20"/>
     </w:rPr>
@@ -2795,7 +2861,7 @@
       <w:rFonts w:asciiTheme="majorHAnsi" w:eastAsiaTheme="majorEastAsia" w:hAnsiTheme="majorHAnsi" w:cstheme="majorBidi"/>
       <w:i/>
       <w:iCs/>
-      <w:color w:val="404040" w:themeColor="text1" w:themeTint="BF"/>
+      <w:color w:val="000000"/>
       <w:sz w:val="20"/>
       <w:szCs w:val="20"/>
     </w:rPr>
